--- a/Coding 1 - year/Unit 2 - Variables, Data Types & Expressions/Daily Lesson Plans/Word/Day 22.docx
+++ b/Coding 1 - year/Unit 2 - Variables, Data Types & Expressions/Daily Lesson Plans/Word/Day 22.docx
@@ -50,12 +50,15 @@
               </w:rPr>
               <w:t xml:space="preserve">Coding I — Full Year</w:t>
             </w:r>
-          </w:p>
-          <w:p>
-            <w:pPr>
-              <w:spacing w:before="40"/>
-              <w:jc w:val="center"/>
-            </w:pPr>
+            <w:r>
+              <w:rPr>
+                <w:rFonts w:ascii="Arial" w:cs="Arial" w:eastAsia="Arial" w:hAnsi="Arial"/>
+                <w:sz w:val="16"/>
+                <w:szCs w:val="16"/>
+              </w:rPr>
+              <w:br/>
+              <w:t xml:space="preserve"/>
+            </w:r>
             <w:r>
               <w:rPr>
                 <w:rFonts w:ascii="Arial" w:cs="Arial" w:eastAsia="Arial" w:hAnsi="Arial"/>
@@ -83,7 +86,7 @@
           <w:rFonts w:ascii="Arial" w:cs="Arial" w:eastAsia="Arial" w:hAnsi="Arial"/>
           <w:b/>
           <w:bCs/>
-          <w:color w:val="1F3864"/>
+          <w:color w:val="2B5797"/>
           <w:sz w:val="32"/>
           <w:szCs w:val="32"/>
         </w:rPr>
@@ -261,9 +264,9 @@
               <w:right w:val="single" w:color="CCCCCC" w:sz="1"/>
             </w:tcBorders>
             <w:tcMar>
-              <w:top w:type="dxa" w:w="60"/>
+              <w:top w:type="dxa" w:w="80"/>
               <w:left w:type="dxa" w:w="120"/>
-              <w:bottom w:type="dxa" w:w="60"/>
+              <w:bottom w:type="dxa" w:w="80"/>
               <w:right w:type="dxa" w:w="120"/>
             </w:tcMar>
           </w:tcPr>
@@ -290,20 +293,213 @@
               <w:right w:val="single" w:color="CCCCCC" w:sz="1"/>
             </w:tcBorders>
             <w:tcMar>
-              <w:top w:type="dxa" w:w="60"/>
+              <w:top w:type="dxa" w:w="80"/>
               <w:left w:type="dxa" w:w="120"/>
-              <w:bottom w:type="dxa" w:w="60"/>
+              <w:bottom w:type="dxa" w:w="80"/>
               <w:right w:type="dxa" w:w="120"/>
             </w:tcMar>
           </w:tcPr>
           <w:p>
-            <w:r>
-              <w:rPr>
-                <w:rFonts w:ascii="Arial" w:cs="Arial" w:eastAsia="Arial" w:hAnsi="Arial"/>
-                <w:sz w:val="20"/>
-                <w:szCs w:val="20"/>
+            <w:pPr>
+              <w:spacing w:after="80" w:before="80"/>
+            </w:pPr>
+            <w:r>
+              <w:rPr>
+                <w:rFonts w:ascii="Arial" w:cs="Arial" w:eastAsia="Arial" w:hAnsi="Arial"/>
+                <w:b/>
+                <w:bCs/>
+                <w:i w:val="false"/>
+                <w:iCs w:val="false"/>
+                <w:color w:val="000000"/>
+                <w:sz w:val="22"/>
+                <w:szCs w:val="22"/>
               </w:rPr>
               <w:t xml:space="preserve">Bell Ringer / Review</w:t>
+            </w:r>
+            <w:r>
+              <w:rPr>
+                <w:rFonts w:ascii="Arial" w:cs="Arial" w:eastAsia="Arial" w:hAnsi="Arial"/>
+                <w:sz w:val="20"/>
+                <w:szCs w:val="20"/>
+              </w:rPr>
+              <w:br/>
+              <w:t xml:space="preserve"/>
+            </w:r>
+            <w:r>
+              <w:rPr>
+                <w:rFonts w:ascii="Arial" w:cs="Arial" w:eastAsia="Arial" w:hAnsi="Arial"/>
+                <w:sz w:val="20"/>
+                <w:szCs w:val="20"/>
+              </w:rPr>
+              <w:br/>
+              <w:t xml:space="preserve"/>
+            </w:r>
+            <w:r>
+              <w:rPr>
+                <w:rFonts w:ascii="Arial" w:cs="Arial" w:eastAsia="Arial" w:hAnsi="Arial"/>
+                <w:b/>
+                <w:bCs/>
+                <w:i w:val="false"/>
+                <w:iCs w:val="false"/>
+                <w:color w:val="000000"/>
+                <w:sz w:val="20"/>
+                <w:szCs w:val="20"/>
+              </w:rPr>
+              <w:t xml:space="preserve">Quick Write </w:t>
+            </w:r>
+            <w:r>
+              <w:rPr>
+                <w:rFonts w:ascii="Arial" w:cs="Arial" w:eastAsia="Arial" w:hAnsi="Arial"/>
+                <w:b w:val="false"/>
+                <w:bCs w:val="false"/>
+                <w:i w:val="false"/>
+                <w:iCs w:val="false"/>
+                <w:color w:val="000000"/>
+                <w:sz w:val="20"/>
+                <w:szCs w:val="20"/>
+              </w:rPr>
+              <w:t xml:space="preserve">(3 min — written or verbal):</w:t>
+            </w:r>
+            <w:r>
+              <w:rPr>
+                <w:rFonts w:ascii="Arial" w:cs="Arial" w:eastAsia="Arial" w:hAnsi="Arial"/>
+                <w:sz w:val="20"/>
+                <w:szCs w:val="20"/>
+              </w:rPr>
+              <w:br/>
+              <w:t xml:space="preserve"/>
+            </w:r>
+            <w:r>
+              <w:rPr>
+                <w:rFonts w:ascii="Arial" w:cs="Arial" w:eastAsia="Arial" w:hAnsi="Arial"/>
+                <w:b w:val="false"/>
+                <w:bCs w:val="false"/>
+                <w:i w:val="false"/>
+                <w:iCs w:val="false"/>
+                <w:color w:val="000000"/>
+                <w:sz w:val="20"/>
+                <w:szCs w:val="20"/>
+              </w:rPr>
+              <w:t xml:space="preserve">    What do you already know about how to create strings, use indexing to access individual characters, and understand how the `len()` function works?</w:t>
+            </w:r>
+            <w:r>
+              <w:rPr>
+                <w:rFonts w:ascii="Arial" w:cs="Arial" w:eastAsia="Arial" w:hAnsi="Arial"/>
+                <w:sz w:val="20"/>
+                <w:szCs w:val="20"/>
+              </w:rPr>
+              <w:br/>
+              <w:t xml:space="preserve"/>
+            </w:r>
+            <w:r>
+              <w:rPr>
+                <w:rFonts w:ascii="Arial" w:cs="Arial" w:eastAsia="Arial" w:hAnsi="Arial"/>
+                <w:sz w:val="20"/>
+                <w:szCs w:val="20"/>
+              </w:rPr>
+              <w:br/>
+              <w:t xml:space="preserve"/>
+            </w:r>
+            <w:r>
+              <w:rPr>
+                <w:rFonts w:ascii="Arial" w:cs="Arial" w:eastAsia="Arial" w:hAnsi="Arial"/>
+                <w:b/>
+                <w:bCs/>
+                <w:i w:val="false"/>
+                <w:iCs w:val="false"/>
+                <w:color w:val="000000"/>
+                <w:sz w:val="20"/>
+                <w:szCs w:val="20"/>
+              </w:rPr>
+              <w:t xml:space="preserve">Vocabulary Preview — </w:t>
+            </w:r>
+            <w:r>
+              <w:rPr>
+                <w:rFonts w:ascii="Arial" w:cs="Arial" w:eastAsia="Arial" w:hAnsi="Arial"/>
+                <w:b w:val="false"/>
+                <w:bCs w:val="false"/>
+                <w:i w:val="false"/>
+                <w:iCs w:val="false"/>
+                <w:color w:val="000000"/>
+                <w:sz w:val="20"/>
+                <w:szCs w:val="20"/>
+              </w:rPr>
+              <w:t xml:space="preserve">terms we'll use today:</w:t>
+            </w:r>
+            <w:r>
+              <w:rPr>
+                <w:rFonts w:ascii="Arial" w:cs="Arial" w:eastAsia="Arial" w:hAnsi="Arial"/>
+                <w:sz w:val="20"/>
+                <w:szCs w:val="20"/>
+              </w:rPr>
+              <w:br/>
+              <w:t xml:space="preserve"/>
+            </w:r>
+            <w:r>
+              <w:rPr>
+                <w:rFonts w:ascii="Arial" w:cs="Arial" w:eastAsia="Arial" w:hAnsi="Arial"/>
+                <w:b w:val="false"/>
+                <w:bCs w:val="false"/>
+                <w:i w:val="false"/>
+                <w:iCs w:val="false"/>
+                <w:color w:val="000000"/>
+                <w:sz w:val="20"/>
+                <w:szCs w:val="20"/>
+              </w:rPr>
+              <w:t xml:space="preserve">    • Strings   •   String length   •   Indexing   •   Negative indexing</w:t>
+            </w:r>
+            <w:r>
+              <w:rPr>
+                <w:rFonts w:ascii="Arial" w:cs="Arial" w:eastAsia="Arial" w:hAnsi="Arial"/>
+                <w:sz w:val="20"/>
+                <w:szCs w:val="20"/>
+              </w:rPr>
+              <w:br/>
+              <w:t xml:space="preserve"/>
+            </w:r>
+            <w:r>
+              <w:rPr>
+                <w:rFonts w:ascii="Arial" w:cs="Arial" w:eastAsia="Arial" w:hAnsi="Arial"/>
+                <w:sz w:val="20"/>
+                <w:szCs w:val="20"/>
+              </w:rPr>
+              <w:br/>
+              <w:t xml:space="preserve"/>
+            </w:r>
+            <w:r>
+              <w:rPr>
+                <w:rFonts w:ascii="Arial" w:cs="Arial" w:eastAsia="Arial" w:hAnsi="Arial"/>
+                <w:b w:val="false"/>
+                <w:bCs w:val="false"/>
+                <w:i/>
+                <w:iCs/>
+                <w:color w:val="444444"/>
+                <w:sz w:val="20"/>
+                <w:szCs w:val="20"/>
+              </w:rPr>
+              <w:t xml:space="preserve">Today's Goal: By the end of class you will be able to create strings, use indexing to access individual characters, and understand how the `len()` function works.</w:t>
+            </w:r>
+            <w:r>
+              <w:rPr>
+                <w:rFonts w:ascii="Arial" w:cs="Arial" w:eastAsia="Arial" w:hAnsi="Arial"/>
+                <w:sz w:val="20"/>
+                <w:szCs w:val="20"/>
+              </w:rPr>
+              <w:br/>
+              <w:t xml:space="preserve"/>
+            </w:r>
+            <w:r>
+              <w:rPr>
+                <w:rFonts w:ascii="Arial" w:cs="Arial" w:eastAsia="Arial" w:hAnsi="Arial"/>
+                <w:b w:val="false"/>
+                <w:bCs w:val="false"/>
+                <w:i/>
+                <w:iCs/>
+                <w:color w:val="555555"/>
+                <w:sz w:val="20"/>
+                <w:szCs w:val="20"/>
+              </w:rPr>
+              <w:t xml:space="preserve">→ Pair-share your response, then 2–3 students share with the class.</w:t>
             </w:r>
           </w:p>
         </w:tc>
@@ -319,9 +515,9 @@
               <w:right w:val="single" w:color="CCCCCC" w:sz="1"/>
             </w:tcBorders>
             <w:tcMar>
-              <w:top w:type="dxa" w:w="60"/>
+              <w:top w:type="dxa" w:w="80"/>
               <w:left w:type="dxa" w:w="120"/>
-              <w:bottom w:type="dxa" w:w="60"/>
+              <w:bottom w:type="dxa" w:w="80"/>
               <w:right w:type="dxa" w:w="120"/>
             </w:tcMar>
           </w:tcPr>
@@ -348,20 +544,261 @@
               <w:right w:val="single" w:color="CCCCCC" w:sz="1"/>
             </w:tcBorders>
             <w:tcMar>
-              <w:top w:type="dxa" w:w="60"/>
+              <w:top w:type="dxa" w:w="80"/>
               <w:left w:type="dxa" w:w="120"/>
-              <w:bottom w:type="dxa" w:w="60"/>
+              <w:bottom w:type="dxa" w:w="80"/>
               <w:right w:type="dxa" w:w="120"/>
             </w:tcMar>
           </w:tcPr>
           <w:p>
-            <w:r>
-              <w:rPr>
-                <w:rFonts w:ascii="Arial" w:cs="Arial" w:eastAsia="Arial" w:hAnsi="Arial"/>
-                <w:sz w:val="20"/>
-                <w:szCs w:val="20"/>
-              </w:rPr>
-              <w:t xml:space="preserve">Mini Lesson: String Deep Dive — Indexing, len(), String Basics</w:t>
+            <w:pPr>
+              <w:spacing w:after="80" w:before="80"/>
+            </w:pPr>
+            <w:r>
+              <w:rPr>
+                <w:rFonts w:ascii="Arial" w:cs="Arial" w:eastAsia="Arial" w:hAnsi="Arial"/>
+                <w:b/>
+                <w:bCs/>
+                <w:i w:val="false"/>
+                <w:iCs w:val="false"/>
+                <w:color w:val="000000"/>
+                <w:sz w:val="22"/>
+                <w:szCs w:val="22"/>
+              </w:rPr>
+              <w:t xml:space="preserve">Mini Lesson: </w:t>
+            </w:r>
+            <w:r>
+              <w:rPr>
+                <w:rFonts w:ascii="Arial" w:cs="Arial" w:eastAsia="Arial" w:hAnsi="Arial"/>
+                <w:b w:val="false"/>
+                <w:bCs w:val="false"/>
+                <w:i w:val="false"/>
+                <w:iCs w:val="false"/>
+                <w:color w:val="000000"/>
+                <w:sz w:val="22"/>
+                <w:szCs w:val="22"/>
+              </w:rPr>
+              <w:t xml:space="preserve">String Deep Dive — Indexing, len(), String Basics</w:t>
+            </w:r>
+            <w:r>
+              <w:rPr>
+                <w:rFonts w:ascii="Arial" w:cs="Arial" w:eastAsia="Arial" w:hAnsi="Arial"/>
+                <w:sz w:val="20"/>
+                <w:szCs w:val="20"/>
+              </w:rPr>
+              <w:br/>
+              <w:t xml:space="preserve"/>
+            </w:r>
+            <w:r>
+              <w:rPr>
+                <w:rFonts w:ascii="Arial" w:cs="Arial" w:eastAsia="Arial" w:hAnsi="Arial"/>
+                <w:sz w:val="20"/>
+                <w:szCs w:val="20"/>
+              </w:rPr>
+              <w:br/>
+              <w:t xml:space="preserve"/>
+            </w:r>
+            <w:r>
+              <w:rPr>
+                <w:rFonts w:ascii="Arial" w:cs="Arial" w:eastAsia="Arial" w:hAnsi="Arial"/>
+                <w:b/>
+                <w:bCs/>
+                <w:i/>
+                <w:iCs/>
+                <w:color w:val="000000"/>
+                <w:sz w:val="20"/>
+                <w:szCs w:val="20"/>
+              </w:rPr>
+              <w:t xml:space="preserve">Learning Target: </w:t>
+            </w:r>
+            <w:r>
+              <w:rPr>
+                <w:rFonts w:ascii="Arial" w:cs="Arial" w:eastAsia="Arial" w:hAnsi="Arial"/>
+                <w:b w:val="false"/>
+                <w:bCs w:val="false"/>
+                <w:i/>
+                <w:iCs/>
+                <w:color w:val="333333"/>
+                <w:sz w:val="20"/>
+                <w:szCs w:val="20"/>
+              </w:rPr>
+              <w:t xml:space="preserve">I can create strings, use indexing to access individual characters, and understand how the `len()` function works.</w:t>
+            </w:r>
+            <w:r>
+              <w:rPr>
+                <w:rFonts w:ascii="Arial" w:cs="Arial" w:eastAsia="Arial" w:hAnsi="Arial"/>
+                <w:sz w:val="20"/>
+                <w:szCs w:val="20"/>
+              </w:rPr>
+              <w:br/>
+              <w:t xml:space="preserve"/>
+            </w:r>
+            <w:r>
+              <w:rPr>
+                <w:rFonts w:ascii="Arial" w:cs="Arial" w:eastAsia="Arial" w:hAnsi="Arial"/>
+                <w:sz w:val="20"/>
+                <w:szCs w:val="20"/>
+              </w:rPr>
+              <w:br/>
+              <w:t xml:space="preserve"/>
+            </w:r>
+            <w:r>
+              <w:rPr>
+                <w:rFonts w:ascii="Arial" w:cs="Arial" w:eastAsia="Arial" w:hAnsi="Arial"/>
+                <w:b w:val="false"/>
+                <w:bCs w:val="false"/>
+                <w:i w:val="false"/>
+                <w:iCs w:val="false"/>
+                <w:color w:val="000000"/>
+                <w:sz w:val="20"/>
+                <w:szCs w:val="20"/>
+              </w:rPr>
+              <w:t xml:space="preserve">Strings are sequences of characters enclosed in quotes. You can use single quotes 'hello' or double quotes "hello"—they work the same way. Strings can contain letters, numbers, spaces, and special characters.</w:t>
+            </w:r>
+            <w:r>
+              <w:rPr>
+                <w:rFonts w:ascii="Arial" w:cs="Arial" w:eastAsia="Arial" w:hAnsi="Arial"/>
+                <w:sz w:val="20"/>
+                <w:szCs w:val="20"/>
+              </w:rPr>
+              <w:br/>
+              <w:t xml:space="preserve"/>
+            </w:r>
+            <w:r>
+              <w:rPr>
+                <w:rFonts w:ascii="Arial" w:cs="Arial" w:eastAsia="Arial" w:hAnsi="Arial"/>
+                <w:b w:val="false"/>
+                <w:bCs w:val="false"/>
+                <w:i w:val="false"/>
+                <w:iCs w:val="false"/>
+                <w:color w:val="000000"/>
+                <w:sz w:val="20"/>
+                <w:szCs w:val="20"/>
+              </w:rPr>
+              <w:t xml:space="preserve">String length is the number of characters in a string, including spaces and punctuation. The len() function returns the length. For example, len("hello") is 5, and len("hello world") is 11 (including the space).</w:t>
+            </w:r>
+            <w:r>
+              <w:rPr>
+                <w:rFonts w:ascii="Arial" w:cs="Arial" w:eastAsia="Arial" w:hAnsi="Arial"/>
+                <w:sz w:val="20"/>
+                <w:szCs w:val="20"/>
+              </w:rPr>
+              <w:br/>
+              <w:t xml:space="preserve"/>
+            </w:r>
+            <w:r>
+              <w:rPr>
+                <w:rFonts w:ascii="Arial" w:cs="Arial" w:eastAsia="Arial" w:hAnsi="Arial"/>
+                <w:sz w:val="20"/>
+                <w:szCs w:val="20"/>
+              </w:rPr>
+              <w:br/>
+              <w:t xml:space="preserve"/>
+            </w:r>
+            <w:r>
+              <w:rPr>
+                <w:rFonts w:ascii="Arial" w:cs="Arial" w:eastAsia="Arial" w:hAnsi="Arial"/>
+                <w:b/>
+                <w:bCs/>
+                <w:i w:val="false"/>
+                <w:iCs w:val="false"/>
+                <w:color w:val="000000"/>
+                <w:sz w:val="20"/>
+                <w:szCs w:val="20"/>
+              </w:rPr>
+              <w:t xml:space="preserve">Vocabulary: </w:t>
+            </w:r>
+            <w:r>
+              <w:rPr>
+                <w:rFonts w:ascii="Arial" w:cs="Arial" w:eastAsia="Arial" w:hAnsi="Arial"/>
+                <w:b w:val="false"/>
+                <w:bCs w:val="false"/>
+                <w:i w:val="false"/>
+                <w:iCs w:val="false"/>
+                <w:color w:val="000000"/>
+                <w:sz w:val="20"/>
+                <w:szCs w:val="20"/>
+              </w:rPr>
+              <w:t xml:space="preserve">Strings, String length, Indexing, Negative indexing</w:t>
+            </w:r>
+            <w:r>
+              <w:rPr>
+                <w:rFonts w:ascii="Arial" w:cs="Arial" w:eastAsia="Arial" w:hAnsi="Arial"/>
+                <w:sz w:val="20"/>
+                <w:szCs w:val="20"/>
+              </w:rPr>
+              <w:br/>
+              <w:t xml:space="preserve"/>
+            </w:r>
+            <w:r>
+              <w:rPr>
+                <w:rFonts w:ascii="Arial" w:cs="Arial" w:eastAsia="Arial" w:hAnsi="Arial"/>
+                <w:sz w:val="20"/>
+                <w:szCs w:val="20"/>
+              </w:rPr>
+              <w:br/>
+              <w:t xml:space="preserve"/>
+            </w:r>
+            <w:r>
+              <w:rPr>
+                <w:rFonts w:ascii="Arial" w:cs="Arial" w:eastAsia="Arial" w:hAnsi="Arial"/>
+                <w:b/>
+                <w:bCs/>
+                <w:i/>
+                <w:iCs/>
+                <w:color w:val="555555"/>
+                <w:sz w:val="20"/>
+                <w:szCs w:val="20"/>
+              </w:rPr>
+              <w:t xml:space="preserve">→ Live Demo — </w:t>
+            </w:r>
+            <w:r>
+              <w:rPr>
+                <w:rFonts w:ascii="Arial" w:cs="Arial" w:eastAsia="Arial" w:hAnsi="Arial"/>
+                <w:b w:val="false"/>
+                <w:bCs w:val="false"/>
+                <w:i/>
+                <w:iCs/>
+                <w:color w:val="555555"/>
+                <w:sz w:val="20"/>
+                <w:szCs w:val="20"/>
+              </w:rPr>
+              <w:t xml:space="preserve">type examples as students follow along in their own editor.</w:t>
+            </w:r>
+            <w:r>
+              <w:rPr>
+                <w:rFonts w:ascii="Arial" w:cs="Arial" w:eastAsia="Arial" w:hAnsi="Arial"/>
+                <w:sz w:val="20"/>
+                <w:szCs w:val="20"/>
+              </w:rPr>
+              <w:br/>
+              <w:t xml:space="preserve"/>
+            </w:r>
+            <w:r>
+              <w:rPr>
+                <w:rFonts w:ascii="Arial" w:cs="Arial" w:eastAsia="Arial" w:hAnsi="Arial"/>
+                <w:b/>
+                <w:bCs/>
+                <w:i/>
+                <w:iCs/>
+                <w:color w:val="555555"/>
+                <w:sz w:val="20"/>
+                <w:szCs w:val="20"/>
+              </w:rPr>
+              <w:t xml:space="preserve">→ Check for Understanding: </w:t>
+            </w:r>
+            <w:r>
+              <w:rPr>
+                <w:rFonts w:ascii="Arial" w:cs="Arial" w:eastAsia="Arial" w:hAnsi="Arial"/>
+                <w:b w:val="false"/>
+                <w:bCs w:val="false"/>
+                <w:i/>
+                <w:iCs/>
+                <w:color w:val="555555"/>
+                <w:sz w:val="20"/>
+                <w:szCs w:val="20"/>
+              </w:rPr>
+              <w:t xml:space="preserve">pause and cold-call: “Can someone explain what we just did in their own words?”</w:t>
             </w:r>
           </w:p>
         </w:tc>
@@ -377,9 +814,9 @@
               <w:right w:val="single" w:color="CCCCCC" w:sz="1"/>
             </w:tcBorders>
             <w:tcMar>
-              <w:top w:type="dxa" w:w="60"/>
+              <w:top w:type="dxa" w:w="80"/>
               <w:left w:type="dxa" w:w="120"/>
-              <w:bottom w:type="dxa" w:w="60"/>
+              <w:bottom w:type="dxa" w:w="80"/>
               <w:right w:type="dxa" w:w="120"/>
             </w:tcMar>
           </w:tcPr>
@@ -406,20 +843,90 @@
               <w:right w:val="single" w:color="CCCCCC" w:sz="1"/>
             </w:tcBorders>
             <w:tcMar>
-              <w:top w:type="dxa" w:w="60"/>
+              <w:top w:type="dxa" w:w="80"/>
               <w:left w:type="dxa" w:w="120"/>
-              <w:bottom w:type="dxa" w:w="60"/>
+              <w:bottom w:type="dxa" w:w="80"/>
               <w:right w:type="dxa" w:w="120"/>
             </w:tcMar>
           </w:tcPr>
           <w:p>
-            <w:r>
-              <w:rPr>
-                <w:rFonts w:ascii="Arial" w:cs="Arial" w:eastAsia="Arial" w:hAnsi="Arial"/>
-                <w:sz w:val="20"/>
-                <w:szCs w:val="20"/>
+            <w:pPr>
+              <w:spacing w:after="80" w:before="80"/>
+            </w:pPr>
+            <w:r>
+              <w:rPr>
+                <w:rFonts w:ascii="Arial" w:cs="Arial" w:eastAsia="Arial" w:hAnsi="Arial"/>
+                <w:b/>
+                <w:bCs/>
+                <w:i w:val="false"/>
+                <w:iCs w:val="false"/>
+                <w:color w:val="000000"/>
+                <w:sz w:val="22"/>
+                <w:szCs w:val="22"/>
               </w:rPr>
               <w:t xml:space="preserve">Guided Practice</w:t>
+            </w:r>
+            <w:r>
+              <w:rPr>
+                <w:rFonts w:ascii="Arial" w:cs="Arial" w:eastAsia="Arial" w:hAnsi="Arial"/>
+                <w:sz w:val="20"/>
+                <w:szCs w:val="20"/>
+              </w:rPr>
+              <w:br/>
+              <w:t xml:space="preserve"/>
+            </w:r>
+            <w:r>
+              <w:rPr>
+                <w:rFonts w:ascii="Arial" w:cs="Arial" w:eastAsia="Arial" w:hAnsi="Arial"/>
+                <w:sz w:val="20"/>
+                <w:szCs w:val="20"/>
+              </w:rPr>
+              <w:br/>
+              <w:t xml:space="preserve"/>
+            </w:r>
+            <w:r>
+              <w:rPr>
+                <w:rFonts w:ascii="Arial" w:cs="Arial" w:eastAsia="Arial" w:hAnsi="Arial"/>
+                <w:b w:val="false"/>
+                <w:bCs w:val="false"/>
+                <w:i w:val="false"/>
+                <w:iCs w:val="false"/>
+                <w:color w:val="000000"/>
+                <w:sz w:val="20"/>
+                <w:szCs w:val="20"/>
+              </w:rPr>
+              <w:t xml:space="preserve">1. Ask the user for a word.</w:t>
+            </w:r>
+            <w:r>
+              <w:rPr>
+                <w:rFonts w:ascii="Arial" w:cs="Arial" w:eastAsia="Arial" w:hAnsi="Arial"/>
+                <w:sz w:val="20"/>
+                <w:szCs w:val="20"/>
+              </w:rPr>
+              <w:br/>
+              <w:t xml:space="preserve"/>
+            </w:r>
+            <w:r>
+              <w:rPr>
+                <w:rFonts w:ascii="Arial" w:cs="Arial" w:eastAsia="Arial" w:hAnsi="Arial"/>
+                <w:sz w:val="20"/>
+                <w:szCs w:val="20"/>
+              </w:rPr>
+              <w:br/>
+              <w:t xml:space="preserve"/>
+            </w:r>
+            <w:r>
+              <w:rPr>
+                <w:rFonts w:ascii="Arial" w:cs="Arial" w:eastAsia="Arial" w:hAnsi="Arial"/>
+                <w:b w:val="false"/>
+                <w:bCs w:val="false"/>
+                <w:i/>
+                <w:iCs/>
+                <w:color w:val="555555"/>
+                <w:sz w:val="20"/>
+                <w:szCs w:val="20"/>
+              </w:rPr>
+              <w:t xml:space="preserve">→ Teacher models — students try alongside, then compare results.</w:t>
             </w:r>
           </w:p>
         </w:tc>
@@ -435,9 +942,9 @@
               <w:right w:val="single" w:color="CCCCCC" w:sz="1"/>
             </w:tcBorders>
             <w:tcMar>
-              <w:top w:type="dxa" w:w="60"/>
+              <w:top w:type="dxa" w:w="80"/>
               <w:left w:type="dxa" w:w="120"/>
-              <w:bottom w:type="dxa" w:w="60"/>
+              <w:bottom w:type="dxa" w:w="80"/>
               <w:right w:type="dxa" w:w="120"/>
             </w:tcMar>
           </w:tcPr>
@@ -450,7 +957,7 @@
                 <w:sz w:val="20"/>
                 <w:szCs w:val="20"/>
               </w:rPr>
-              <w:t xml:space="preserve">15-20 min</w:t>
+              <w:t xml:space="preserve">15–20 min</w:t>
             </w:r>
           </w:p>
         </w:tc>
@@ -464,20 +971,164 @@
               <w:right w:val="single" w:color="CCCCCC" w:sz="1"/>
             </w:tcBorders>
             <w:tcMar>
-              <w:top w:type="dxa" w:w="60"/>
+              <w:top w:type="dxa" w:w="80"/>
               <w:left w:type="dxa" w:w="120"/>
-              <w:bottom w:type="dxa" w:w="60"/>
+              <w:bottom w:type="dxa" w:w="80"/>
               <w:right w:type="dxa" w:w="120"/>
             </w:tcMar>
           </w:tcPr>
           <w:p>
-            <w:r>
-              <w:rPr>
-                <w:rFonts w:ascii="Arial" w:cs="Arial" w:eastAsia="Arial" w:hAnsi="Arial"/>
-                <w:sz w:val="20"/>
-                <w:szCs w:val="20"/>
+            <w:pPr>
+              <w:spacing w:after="80" w:before="80"/>
+            </w:pPr>
+            <w:r>
+              <w:rPr>
+                <w:rFonts w:ascii="Arial" w:cs="Arial" w:eastAsia="Arial" w:hAnsi="Arial"/>
+                <w:b/>
+                <w:bCs/>
+                <w:i w:val="false"/>
+                <w:iCs w:val="false"/>
+                <w:color w:val="000000"/>
+                <w:sz w:val="22"/>
+                <w:szCs w:val="22"/>
               </w:rPr>
               <w:t xml:space="preserve">Independent Practice / Code Along</w:t>
+            </w:r>
+            <w:r>
+              <w:rPr>
+                <w:rFonts w:ascii="Arial" w:cs="Arial" w:eastAsia="Arial" w:hAnsi="Arial"/>
+                <w:sz w:val="20"/>
+                <w:szCs w:val="20"/>
+              </w:rPr>
+              <w:br/>
+              <w:t xml:space="preserve"/>
+            </w:r>
+            <w:r>
+              <w:rPr>
+                <w:rFonts w:ascii="Arial" w:cs="Arial" w:eastAsia="Arial" w:hAnsi="Arial"/>
+                <w:b/>
+                <w:bCs/>
+                <w:i w:val="false"/>
+                <w:iCs w:val="false"/>
+                <w:color w:val="000000"/>
+                <w:sz w:val="20"/>
+                <w:szCs w:val="20"/>
+              </w:rPr>
+              <w:t xml:space="preserve">    Beginner: </w:t>
+            </w:r>
+            <w:r>
+              <w:rPr>
+                <w:rFonts w:ascii="Arial" w:cs="Arial" w:eastAsia="Arial" w:hAnsi="Arial"/>
+                <w:b w:val="false"/>
+                <w:bCs w:val="false"/>
+                <w:i w:val="false"/>
+                <w:iCs w:val="false"/>
+                <w:color w:val="000000"/>
+                <w:sz w:val="20"/>
+                <w:szCs w:val="20"/>
+              </w:rPr>
+              <w:t xml:space="preserve">Given the string name = "Alexandra", print: - The first character - The last character - The character at index 3 - The length of the name…</w:t>
+            </w:r>
+            <w:r>
+              <w:rPr>
+                <w:rFonts w:ascii="Arial" w:cs="Arial" w:eastAsia="Arial" w:hAnsi="Arial"/>
+                <w:sz w:val="20"/>
+                <w:szCs w:val="20"/>
+              </w:rPr>
+              <w:br/>
+              <w:t xml:space="preserve"/>
+            </w:r>
+            <w:r>
+              <w:rPr>
+                <w:rFonts w:ascii="Arial" w:cs="Arial" w:eastAsia="Arial" w:hAnsi="Arial"/>
+                <w:b/>
+                <w:bCs/>
+                <w:i w:val="false"/>
+                <w:iCs w:val="false"/>
+                <w:color w:val="000000"/>
+                <w:sz w:val="20"/>
+                <w:szCs w:val="20"/>
+              </w:rPr>
+              <w:t xml:space="preserve">    Intermediate: </w:t>
+            </w:r>
+            <w:r>
+              <w:rPr>
+                <w:rFonts w:ascii="Arial" w:cs="Arial" w:eastAsia="Arial" w:hAnsi="Arial"/>
+                <w:b w:val="false"/>
+                <w:bCs w:val="false"/>
+                <w:i w:val="false"/>
+                <w:iCs w:val="false"/>
+                <w:color w:val="000000"/>
+                <w:sz w:val="20"/>
+                <w:szCs w:val="20"/>
+              </w:rPr>
+              <w:t xml:space="preserve">Ask the user for a sentence and print: - The first and last characters - The character at the middle index - The total length</w:t>
+            </w:r>
+            <w:r>
+              <w:rPr>
+                <w:rFonts w:ascii="Arial" w:cs="Arial" w:eastAsia="Arial" w:hAnsi="Arial"/>
+                <w:sz w:val="20"/>
+                <w:szCs w:val="20"/>
+              </w:rPr>
+              <w:br/>
+              <w:t xml:space="preserve"/>
+            </w:r>
+            <w:r>
+              <w:rPr>
+                <w:rFonts w:ascii="Arial" w:cs="Arial" w:eastAsia="Arial" w:hAnsi="Arial"/>
+                <w:b/>
+                <w:bCs/>
+                <w:i w:val="false"/>
+                <w:iCs w:val="false"/>
+                <w:color w:val="000000"/>
+                <w:sz w:val="20"/>
+                <w:szCs w:val="20"/>
+              </w:rPr>
+              <w:t xml:space="preserve">    Challenge: </w:t>
+            </w:r>
+            <w:r>
+              <w:rPr>
+                <w:rFonts w:ascii="Arial" w:cs="Arial" w:eastAsia="Arial" w:hAnsi="Arial"/>
+                <w:b w:val="false"/>
+                <w:bCs w:val="false"/>
+                <w:i w:val="false"/>
+                <w:iCs w:val="false"/>
+                <w:color w:val="000000"/>
+                <w:sz w:val="20"/>
+                <w:szCs w:val="20"/>
+              </w:rPr>
+              <w:t xml:space="preserve">Ask the user for two strings. Print which string is longer, and print the first character of the longer string. ---</w:t>
+            </w:r>
+            <w:r>
+              <w:rPr>
+                <w:rFonts w:ascii="Arial" w:cs="Arial" w:eastAsia="Arial" w:hAnsi="Arial"/>
+                <w:sz w:val="20"/>
+                <w:szCs w:val="20"/>
+              </w:rPr>
+              <w:br/>
+              <w:t xml:space="preserve"/>
+            </w:r>
+            <w:r>
+              <w:rPr>
+                <w:rFonts w:ascii="Arial" w:cs="Arial" w:eastAsia="Arial" w:hAnsi="Arial"/>
+                <w:sz w:val="20"/>
+                <w:szCs w:val="20"/>
+              </w:rPr>
+              <w:br/>
+              <w:t xml:space="preserve"/>
+            </w:r>
+            <w:r>
+              <w:rPr>
+                <w:rFonts w:ascii="Arial" w:cs="Arial" w:eastAsia="Arial" w:hAnsi="Arial"/>
+                <w:b w:val="false"/>
+                <w:bCs w:val="false"/>
+                <w:i/>
+                <w:iCs/>
+                <w:color w:val="555555"/>
+                <w:sz w:val="20"/>
+                <w:szCs w:val="20"/>
+              </w:rPr>
+              <w:t xml:space="preserve">→ Teacher circulates — offer hints, check for understanding.</w:t>
             </w:r>
           </w:p>
         </w:tc>
@@ -493,9 +1144,9 @@
               <w:right w:val="single" w:color="CCCCCC" w:sz="1"/>
             </w:tcBorders>
             <w:tcMar>
-              <w:top w:type="dxa" w:w="60"/>
+              <w:top w:type="dxa" w:w="80"/>
               <w:left w:type="dxa" w:w="120"/>
-              <w:bottom w:type="dxa" w:w="60"/>
+              <w:bottom w:type="dxa" w:w="80"/>
               <w:right w:type="dxa" w:w="120"/>
             </w:tcMar>
           </w:tcPr>
@@ -522,20 +1173,90 @@
               <w:right w:val="single" w:color="CCCCCC" w:sz="1"/>
             </w:tcBorders>
             <w:tcMar>
-              <w:top w:type="dxa" w:w="60"/>
+              <w:top w:type="dxa" w:w="80"/>
               <w:left w:type="dxa" w:w="120"/>
-              <w:bottom w:type="dxa" w:w="60"/>
+              <w:bottom w:type="dxa" w:w="80"/>
               <w:right w:type="dxa" w:w="120"/>
             </w:tcMar>
           </w:tcPr>
           <w:p>
-            <w:r>
-              <w:rPr>
-                <w:rFonts w:ascii="Arial" w:cs="Arial" w:eastAsia="Arial" w:hAnsi="Arial"/>
-                <w:sz w:val="20"/>
-                <w:szCs w:val="20"/>
+            <w:pPr>
+              <w:spacing w:after="80" w:before="80"/>
+            </w:pPr>
+            <w:r>
+              <w:rPr>
+                <w:rFonts w:ascii="Arial" w:cs="Arial" w:eastAsia="Arial" w:hAnsi="Arial"/>
+                <w:b/>
+                <w:bCs/>
+                <w:i w:val="false"/>
+                <w:iCs w:val="false"/>
+                <w:color w:val="000000"/>
+                <w:sz w:val="22"/>
+                <w:szCs w:val="22"/>
               </w:rPr>
               <w:t xml:space="preserve">Exit Ticket / Wrap-Up</w:t>
+            </w:r>
+            <w:r>
+              <w:rPr>
+                <w:rFonts w:ascii="Arial" w:cs="Arial" w:eastAsia="Arial" w:hAnsi="Arial"/>
+                <w:sz w:val="20"/>
+                <w:szCs w:val="20"/>
+              </w:rPr>
+              <w:br/>
+              <w:t xml:space="preserve"/>
+            </w:r>
+            <w:r>
+              <w:rPr>
+                <w:rFonts w:ascii="Arial" w:cs="Arial" w:eastAsia="Arial" w:hAnsi="Arial"/>
+                <w:sz w:val="20"/>
+                <w:szCs w:val="20"/>
+              </w:rPr>
+              <w:br/>
+              <w:t xml:space="preserve"/>
+            </w:r>
+            <w:r>
+              <w:rPr>
+                <w:rFonts w:ascii="Arial" w:cs="Arial" w:eastAsia="Arial" w:hAnsi="Arial"/>
+                <w:b w:val="false"/>
+                <w:bCs w:val="false"/>
+                <w:i w:val="false"/>
+                <w:iCs w:val="false"/>
+                <w:color w:val="000000"/>
+                <w:sz w:val="20"/>
+                <w:szCs w:val="20"/>
+              </w:rPr>
+              <w:t xml:space="preserve">Quick Check: Create strings, use indexing to access individual characters, and understand how the `len()` function works?</w:t>
+            </w:r>
+            <w:r>
+              <w:rPr>
+                <w:rFonts w:ascii="Arial" w:cs="Arial" w:eastAsia="Arial" w:hAnsi="Arial"/>
+                <w:sz w:val="20"/>
+                <w:szCs w:val="20"/>
+              </w:rPr>
+              <w:br/>
+              <w:t xml:space="preserve"/>
+            </w:r>
+            <w:r>
+              <w:rPr>
+                <w:rFonts w:ascii="Arial" w:cs="Arial" w:eastAsia="Arial" w:hAnsi="Arial"/>
+                <w:sz w:val="20"/>
+                <w:szCs w:val="20"/>
+              </w:rPr>
+              <w:br/>
+              <w:t xml:space="preserve"/>
+            </w:r>
+            <w:r>
+              <w:rPr>
+                <w:rFonts w:ascii="Arial" w:cs="Arial" w:eastAsia="Arial" w:hAnsi="Arial"/>
+                <w:b w:val="false"/>
+                <w:bCs w:val="false"/>
+                <w:i/>
+                <w:iCs/>
+                <w:color w:val="555555"/>
+                <w:sz w:val="20"/>
+                <w:szCs w:val="20"/>
+              </w:rPr>
+              <w:t xml:space="preserve">→ 3–2–1: Name 3 things learned, 2 new vocab words, 1 question you still have.</w:t>
             </w:r>
           </w:p>
         </w:tc>
@@ -697,19 +1418,6 @@
                 <w:sz w:val="18"/>
                 <w:szCs w:val="18"/>
               </w:rPr>
-              <w:t xml:space="preserve"># Creating strings</w:t>
-            </w:r>
-          </w:p>
-          <w:p>
-            <w:pPr>
-              <w:spacing w:after="20"/>
-            </w:pPr>
-            <w:r>
-              <w:rPr>
-                <w:rFonts w:ascii="Courier New" w:cs="Courier New" w:eastAsia="Courier New" w:hAnsi="Courier New"/>
-                <w:sz w:val="18"/>
-                <w:szCs w:val="18"/>
-              </w:rPr>
               <w:t xml:space="preserve">greeting = "Hello, World!"</w:t>
             </w:r>
           </w:p>
@@ -749,7 +1457,7 @@
                 <w:sz w:val="18"/>
                 <w:szCs w:val="18"/>
               </w:rPr>
-              <w:t xml:space="preserve"># Length of strings</w:t>
+              <w:t xml:space="preserve"> </w:t>
             </w:r>
           </w:p>
           <w:p>
@@ -814,7 +1522,7 @@
                 <w:sz w:val="18"/>
                 <w:szCs w:val="18"/>
               </w:rPr>
-              <w:t xml:space="preserve"># Positive indexing (from the start)</w:t>
+              <w:t xml:space="preserve"> </w:t>
             </w:r>
           </w:p>
           <w:p>
@@ -905,7 +1613,7 @@
                 <w:sz w:val="18"/>
                 <w:szCs w:val="18"/>
               </w:rPr>
-              <w:t xml:space="preserve"># Negative indexing (from the end)</w:t>
+              <w:t xml:space="preserve"> </w:t>
             </w:r>
           </w:p>
           <w:p>
@@ -970,7 +1678,7 @@
                 <w:sz w:val="18"/>
                 <w:szCs w:val="18"/>
               </w:rPr>
-              <w:t xml:space="preserve"># Accessing characters in a sentence</w:t>
+              <w:t xml:space="preserve"> </w:t>
             </w:r>
           </w:p>
           <w:p>
@@ -1061,7 +1769,7 @@
                 <w:sz w:val="18"/>
                 <w:szCs w:val="18"/>
               </w:rPr>
-              <w:t xml:space="preserve"># Length and indexing together</w:t>
+              <w:t xml:space="preserve"> </w:t>
             </w:r>
           </w:p>
           <w:p>
@@ -1126,7 +1834,7 @@
                 <w:sz w:val="18"/>
                 <w:szCs w:val="18"/>
               </w:rPr>
-              <w:t xml:space="preserve"># Finding the middle character</w:t>
+              <w:t xml:space="preserve"> </w:t>
             </w:r>
           </w:p>
           <w:p>
@@ -1338,19 +2046,6 @@
                 <w:sz w:val="18"/>
                 <w:szCs w:val="18"/>
               </w:rPr>
-              <w:t xml:space="preserve"># Problem 1 Example</w:t>
-            </w:r>
-          </w:p>
-          <w:p>
-            <w:pPr>
-              <w:spacing w:after="20"/>
-            </w:pPr>
-            <w:r>
-              <w:rPr>
-                <w:rFonts w:ascii="Courier New" w:cs="Courier New" w:eastAsia="Courier New" w:hAnsi="Courier New"/>
-                <w:sz w:val="18"/>
-                <w:szCs w:val="18"/>
-              </w:rPr>
               <w:t xml:space="preserve">name = "Alexandra"</w:t>
             </w:r>
           </w:p>
@@ -1429,7 +2124,7 @@
                 <w:sz w:val="18"/>
                 <w:szCs w:val="18"/>
               </w:rPr>
-              <w:t xml:space="preserve"># Problem 2 Example</w:t>
+              <w:t xml:space="preserve"> </w:t>
             </w:r>
           </w:p>
           <w:p>
@@ -1520,7 +2215,7 @@
                 <w:sz w:val="18"/>
                 <w:szCs w:val="18"/>
               </w:rPr>
-              <w:t xml:space="preserve"># Problem 3 Example</w:t>
+              <w:t xml:space="preserve"> </w:t>
             </w:r>
           </w:p>
           <w:p>

--- a/Coding 1 - year/Unit 2 - Variables, Data Types & Expressions/Daily Lesson Plans/Word/Day 22.docx
+++ b/Coding 1 - year/Unit 2 - Variables, Data Types & Expressions/Daily Lesson Plans/Word/Day 22.docx
@@ -380,7 +380,7 @@
                 <w:sz w:val="20"/>
                 <w:szCs w:val="20"/>
               </w:rPr>
-              <w:t xml:space="preserve">    What do you already know about how to create strings, use indexing to access individual characters, and understand how the `len()` function works?</w:t>
+              <w:t xml:space="preserve">    If you were going to create strings, use indexing to access individual characters, and understand how the `len()` function works, what pieces or steps would you need? Brainstorm a quick list.</w:t>
             </w:r>
             <w:r>
               <w:rPr>
@@ -477,7 +477,7 @@
                 <w:sz w:val="20"/>
                 <w:szCs w:val="20"/>
               </w:rPr>
-              <w:t xml:space="preserve">Today's Goal: By the end of class you will be able to create strings, use indexing to access individual characters, and understand how the `len()` function works.</w:t>
+              <w:t xml:space="preserve">Today’s Goal: By the end of class you will be able to create strings, use indexing to access individual characters, and understand how the `len()` function works.</w:t>
             </w:r>
             <w:r>
               <w:rPr>
@@ -1225,7 +1225,7 @@
                 <w:sz w:val="20"/>
                 <w:szCs w:val="20"/>
               </w:rPr>
-              <w:t xml:space="preserve">Quick Check: Create strings, use indexing to access individual characters, and understand how the `len()` function works?</w:t>
+              <w:t xml:space="preserve">What are the 2-3 most important steps when you create strings, use indexing to access individual characters, and understand how the `len()` function works? What could go wrong if you skip one?</w:t>
             </w:r>
             <w:r>
               <w:rPr>
